--- a/Pocket-Buddy_Mobile/Pocket_buddy_ReactNative.docx
+++ b/Pocket-Buddy_Mobile/Pocket_buddy_ReactNative.docx
@@ -7108,7 +7108,7 @@
           <w:noProof/>
         </w:rPr>
         <w:drawing>
-          <wp:inline distT="0" distB="0" distL="0" distR="0" wp14:anchorId="4C03088C" wp14:editId="19D64815">
+          <wp:inline distT="0" distB="0" distL="0" distR="0" wp14:anchorId="4C03088C" wp14:editId="1D8E4E7A">
             <wp:extent cx="5731510" cy="2018665"/>
             <wp:effectExtent l="0" t="0" r="2540" b="635"/>
             <wp:docPr id="856375200" name="Picture 1"/>
@@ -7447,23 +7447,7 @@
           <w:sz w:val="24"/>
         </w:rPr>
         <w:br/>
-        <w:t>Integration with payment gateway (</w:t>
-      </w:r>
-      <w:proofErr w:type="spellStart"/>
-      <w:r>
-        <w:rPr>
-          <w:rFonts w:ascii="Times New Roman" w:hAnsi="Times New Roman" w:cs="Times New Roman"/>
-          <w:sz w:val="24"/>
-        </w:rPr>
-        <w:t>Razorpay</w:t>
-      </w:r>
-      <w:proofErr w:type="spellEnd"/>
-      <w:r>
-        <w:rPr>
-          <w:rFonts w:ascii="Times New Roman" w:hAnsi="Times New Roman" w:cs="Times New Roman"/>
-          <w:sz w:val="24"/>
-        </w:rPr>
-        <w:t>) for subscription plans.</w:t>
+        <w:t>Integration with payment gateway (Razorpay) for subscription plans.</w:t>
       </w:r>
     </w:p>
     <w:p>
@@ -7705,23 +7689,7 @@
           <w:rFonts w:ascii="Times New Roman" w:hAnsi="Times New Roman" w:cs="Times New Roman"/>
           <w:sz w:val="24"/>
         </w:rPr>
-        <w:t xml:space="preserve">The use case diagram illustrates the interactions between different user roles and the system. It defines how Admins, Restaurant Owners and Regular </w:t>
-      </w:r>
-      <w:proofErr w:type="gramStart"/>
-      <w:r>
-        <w:rPr>
-          <w:rFonts w:ascii="Times New Roman" w:hAnsi="Times New Roman" w:cs="Times New Roman"/>
-          <w:sz w:val="24"/>
-        </w:rPr>
-        <w:t>Users  interact</w:t>
-      </w:r>
-      <w:proofErr w:type="gramEnd"/>
-      <w:r>
-        <w:rPr>
-          <w:rFonts w:ascii="Times New Roman" w:hAnsi="Times New Roman" w:cs="Times New Roman"/>
-          <w:sz w:val="24"/>
-        </w:rPr>
-        <w:t xml:space="preserve"> with Pocket Buddy.</w:t>
+        <w:t>The use case diagram illustrates the interactions between different user roles and the system. It defines how Admins, Restaurant Owners and Regular Users  interact with Pocket Buddy.</w:t>
       </w:r>
     </w:p>
     <w:p>
@@ -8265,7 +8233,6 @@
         </w:rPr>
       </w:pPr>
       <w:bookmarkStart w:id="19" w:name="_Toc15303130"/>
-      <w:proofErr w:type="gramStart"/>
       <w:r>
         <w:rPr>
           <w:rFonts w:ascii="Times New Roman" w:eastAsia="Times New Roman" w:hAnsi="Times New Roman" w:cs="Times New Roman"/>
@@ -8275,7 +8242,6 @@
         <w:t>Activity  Diagram</w:t>
       </w:r>
       <w:bookmarkEnd w:id="19"/>
-      <w:proofErr w:type="gramEnd"/>
     </w:p>
     <w:p>
       <w:pPr>
@@ -9442,7 +9408,6 @@
               <w:t xml:space="preserve">Category (e.g. </w:t>
             </w:r>
             <w:proofErr w:type="spellStart"/>
-            <w:proofErr w:type="gramStart"/>
             <w:r>
               <w:rPr>
                 <w:rFonts w:ascii="Times New Roman" w:eastAsia="Times New Roman" w:hAnsi="Times New Roman" w:cs="Times New Roman"/>
@@ -9452,7 +9417,6 @@
               <w:t>Restaurant,café</w:t>
             </w:r>
             <w:proofErr w:type="spellEnd"/>
-            <w:proofErr w:type="gramEnd"/>
             <w:r>
               <w:rPr>
                 <w:rFonts w:ascii="Times New Roman" w:eastAsia="Times New Roman" w:hAnsi="Times New Roman" w:cs="Times New Roman"/>
@@ -13571,7 +13535,6 @@
                 <w:lang w:bidi="ar-SA"/>
               </w:rPr>
             </w:pPr>
-            <w:proofErr w:type="gramStart"/>
             <w:r>
               <w:rPr>
                 <w:rFonts w:ascii="Times New Roman" w:eastAsia="Times New Roman" w:hAnsi="Times New Roman" w:cs="Times New Roman"/>
@@ -13581,7 +13544,6 @@
               <w:t>Array[</w:t>
             </w:r>
             <w:proofErr w:type="spellStart"/>
-            <w:proofErr w:type="gramEnd"/>
             <w:r>
               <w:rPr>
                 <w:rFonts w:ascii="Times New Roman" w:eastAsia="Times New Roman" w:hAnsi="Times New Roman" w:cs="Times New Roman"/>
@@ -21800,21 +21762,7 @@
         <w:rPr>
           <w:rFonts w:ascii="Times New Roman" w:hAnsi="Times New Roman" w:cs="Times New Roman"/>
         </w:rPr>
-        <w:t xml:space="preserve">Integrated subscription-based access with </w:t>
-      </w:r>
-      <w:proofErr w:type="spellStart"/>
-      <w:r>
-        <w:rPr>
-          <w:rFonts w:ascii="Times New Roman" w:hAnsi="Times New Roman" w:cs="Times New Roman"/>
-        </w:rPr>
-        <w:t>Razorpay</w:t>
-      </w:r>
-      <w:proofErr w:type="spellEnd"/>
-      <w:r>
-        <w:rPr>
-          <w:rFonts w:ascii="Times New Roman" w:hAnsi="Times New Roman" w:cs="Times New Roman"/>
-        </w:rPr>
-        <w:t xml:space="preserve"> for payments.</w:t>
+        <w:t>Integrated subscription-based access with Razorpay for payments.</w:t>
       </w:r>
     </w:p>
     <w:p>
@@ -22188,25 +22136,7 @@
                 <w:color w:val="000000"/>
                 <w:lang w:bidi="ar-SA"/>
               </w:rPr>
-              <w:t>Sprint#</w:t>
-            </w:r>
-            <w:proofErr w:type="gramStart"/>
-            <w:r>
-              <w:rPr>
-                <w:rFonts w:ascii="Times New Roman" w:eastAsia="Times New Roman" w:hAnsi="Times New Roman" w:cs="Times New Roman"/>
-                <w:color w:val="000000"/>
-                <w:lang w:bidi="ar-SA"/>
-              </w:rPr>
-              <w:t>1 :</w:t>
-            </w:r>
-            <w:proofErr w:type="gramEnd"/>
-            <w:r>
-              <w:rPr>
-                <w:rFonts w:ascii="Times New Roman" w:eastAsia="Times New Roman" w:hAnsi="Times New Roman" w:cs="Times New Roman"/>
-                <w:color w:val="000000"/>
-                <w:lang w:bidi="ar-SA"/>
-              </w:rPr>
-              <w:t xml:space="preserve"> Foundation Setup</w:t>
+              <w:t>Sprint#1 : Foundation Setup</w:t>
             </w:r>
           </w:p>
         </w:tc>
@@ -22452,25 +22382,7 @@
                 <w:color w:val="000000"/>
                 <w:lang w:bidi="ar-SA"/>
               </w:rPr>
-              <w:t>Sprint#</w:t>
-            </w:r>
-            <w:proofErr w:type="gramStart"/>
-            <w:r>
-              <w:rPr>
-                <w:rFonts w:ascii="Times New Roman" w:eastAsia="Times New Roman" w:hAnsi="Times New Roman" w:cs="Times New Roman"/>
-                <w:color w:val="000000"/>
-                <w:lang w:bidi="ar-SA"/>
-              </w:rPr>
-              <w:t>1 :</w:t>
-            </w:r>
-            <w:proofErr w:type="gramEnd"/>
-            <w:r>
-              <w:rPr>
-                <w:rFonts w:ascii="Times New Roman" w:eastAsia="Times New Roman" w:hAnsi="Times New Roman" w:cs="Times New Roman"/>
-                <w:color w:val="000000"/>
-                <w:lang w:bidi="ar-SA"/>
-              </w:rPr>
-              <w:t xml:space="preserve"> Foundation Setup</w:t>
+              <w:t>Sprint#1 : Foundation Setup</w:t>
             </w:r>
           </w:p>
         </w:tc>
@@ -22655,7 +22567,15 @@
                 <w:color w:val="000000"/>
                 <w:lang w:bidi="ar-SA"/>
               </w:rPr>
-              <w:t>-2025</w:t>
+              <w:t>-</w:t>
+            </w:r>
+            <w:r>
+              <w:rPr>
+                <w:rFonts w:ascii="Times New Roman" w:eastAsia="Times New Roman" w:hAnsi="Times New Roman" w:cs="Times New Roman"/>
+                <w:color w:val="000000"/>
+                <w:lang w:bidi="ar-SA"/>
+              </w:rPr>
+              <w:t>2026</w:t>
             </w:r>
           </w:p>
         </w:tc>
@@ -22724,25 +22644,7 @@
                 <w:color w:val="000000"/>
                 <w:lang w:bidi="ar-SA"/>
               </w:rPr>
-              <w:t>Sprint#</w:t>
-            </w:r>
-            <w:proofErr w:type="gramStart"/>
-            <w:r>
-              <w:rPr>
-                <w:rFonts w:ascii="Times New Roman" w:eastAsia="Times New Roman" w:hAnsi="Times New Roman" w:cs="Times New Roman"/>
-                <w:color w:val="000000"/>
-                <w:lang w:bidi="ar-SA"/>
-              </w:rPr>
-              <w:t>1 :</w:t>
-            </w:r>
-            <w:proofErr w:type="gramEnd"/>
-            <w:r>
-              <w:rPr>
-                <w:rFonts w:ascii="Times New Roman" w:eastAsia="Times New Roman" w:hAnsi="Times New Roman" w:cs="Times New Roman"/>
-                <w:color w:val="000000"/>
-                <w:lang w:bidi="ar-SA"/>
-              </w:rPr>
-              <w:t xml:space="preserve"> Foundation Setup</w:t>
+              <w:t>Sprint#1 : Foundation Setup</w:t>
             </w:r>
           </w:p>
         </w:tc>
@@ -22988,25 +22890,7 @@
                 <w:color w:val="000000"/>
                 <w:lang w:bidi="ar-SA"/>
               </w:rPr>
-              <w:t>Sprint#</w:t>
-            </w:r>
-            <w:proofErr w:type="gramStart"/>
-            <w:r>
-              <w:rPr>
-                <w:rFonts w:ascii="Times New Roman" w:eastAsia="Times New Roman" w:hAnsi="Times New Roman" w:cs="Times New Roman"/>
-                <w:color w:val="000000"/>
-                <w:lang w:bidi="ar-SA"/>
-              </w:rPr>
-              <w:t>1 :</w:t>
-            </w:r>
-            <w:proofErr w:type="gramEnd"/>
-            <w:r>
-              <w:rPr>
-                <w:rFonts w:ascii="Times New Roman" w:eastAsia="Times New Roman" w:hAnsi="Times New Roman" w:cs="Times New Roman"/>
-                <w:color w:val="000000"/>
-                <w:lang w:bidi="ar-SA"/>
-              </w:rPr>
-              <w:t xml:space="preserve"> Foundation Setup</w:t>
+              <w:t>Sprint#1 : Foundation Setup</w:t>
             </w:r>
           </w:p>
         </w:tc>
@@ -23252,25 +23136,7 @@
                 <w:color w:val="000000"/>
                 <w:lang w:bidi="ar-SA"/>
               </w:rPr>
-              <w:t>Sprint#</w:t>
-            </w:r>
-            <w:proofErr w:type="gramStart"/>
-            <w:r>
-              <w:rPr>
-                <w:rFonts w:ascii="Times New Roman" w:eastAsia="Times New Roman" w:hAnsi="Times New Roman" w:cs="Times New Roman"/>
-                <w:color w:val="000000"/>
-                <w:lang w:bidi="ar-SA"/>
-              </w:rPr>
-              <w:t>2 :</w:t>
-            </w:r>
-            <w:proofErr w:type="gramEnd"/>
-            <w:r>
-              <w:rPr>
-                <w:rFonts w:ascii="Times New Roman" w:eastAsia="Times New Roman" w:hAnsi="Times New Roman" w:cs="Times New Roman"/>
-                <w:color w:val="000000"/>
-                <w:lang w:bidi="ar-SA"/>
-              </w:rPr>
-              <w:t xml:space="preserve"> Core Modules</w:t>
+              <w:t>Sprint#2 : Core Modules</w:t>
             </w:r>
           </w:p>
         </w:tc>
@@ -23548,25 +23414,7 @@
                 <w:color w:val="000000"/>
                 <w:lang w:bidi="ar-SA"/>
               </w:rPr>
-              <w:t>Sprint#</w:t>
-            </w:r>
-            <w:proofErr w:type="gramStart"/>
-            <w:r>
-              <w:rPr>
-                <w:rFonts w:ascii="Times New Roman" w:eastAsia="Times New Roman" w:hAnsi="Times New Roman" w:cs="Times New Roman"/>
-                <w:color w:val="000000"/>
-                <w:lang w:bidi="ar-SA"/>
-              </w:rPr>
-              <w:t>2 :</w:t>
-            </w:r>
-            <w:proofErr w:type="gramEnd"/>
-            <w:r>
-              <w:rPr>
-                <w:rFonts w:ascii="Times New Roman" w:eastAsia="Times New Roman" w:hAnsi="Times New Roman" w:cs="Times New Roman"/>
-                <w:color w:val="000000"/>
-                <w:lang w:bidi="ar-SA"/>
-              </w:rPr>
-              <w:t xml:space="preserve"> Core Modules</w:t>
+              <w:t>Sprint#2 : Core Modules</w:t>
             </w:r>
           </w:p>
         </w:tc>
@@ -23687,7 +23535,15 @@
                 <w:color w:val="000000"/>
                 <w:lang w:bidi="ar-SA"/>
               </w:rPr>
-              <w:t>-2025</w:t>
+              <w:t>-</w:t>
+            </w:r>
+            <w:r>
+              <w:rPr>
+                <w:rFonts w:ascii="Times New Roman" w:eastAsia="Times New Roman" w:hAnsi="Times New Roman" w:cs="Times New Roman"/>
+                <w:color w:val="000000"/>
+                <w:lang w:bidi="ar-SA"/>
+              </w:rPr>
+              <w:t>2026</w:t>
             </w:r>
           </w:p>
         </w:tc>
@@ -23828,25 +23684,7 @@
                 <w:color w:val="000000"/>
                 <w:lang w:bidi="ar-SA"/>
               </w:rPr>
-              <w:t>Sprint#</w:t>
-            </w:r>
-            <w:proofErr w:type="gramStart"/>
-            <w:r>
-              <w:rPr>
-                <w:rFonts w:ascii="Times New Roman" w:eastAsia="Times New Roman" w:hAnsi="Times New Roman" w:cs="Times New Roman"/>
-                <w:color w:val="000000"/>
-                <w:lang w:bidi="ar-SA"/>
-              </w:rPr>
-              <w:t>2 :</w:t>
-            </w:r>
-            <w:proofErr w:type="gramEnd"/>
-            <w:r>
-              <w:rPr>
-                <w:rFonts w:ascii="Times New Roman" w:eastAsia="Times New Roman" w:hAnsi="Times New Roman" w:cs="Times New Roman"/>
-                <w:color w:val="000000"/>
-                <w:lang w:bidi="ar-SA"/>
-              </w:rPr>
-              <w:t xml:space="preserve"> Core Modules</w:t>
+              <w:t>Sprint#2 : Core Modules</w:t>
             </w:r>
           </w:p>
         </w:tc>
@@ -24124,25 +23962,7 @@
                 <w:color w:val="000000"/>
                 <w:lang w:bidi="ar-SA"/>
               </w:rPr>
-              <w:t>Sprint#</w:t>
-            </w:r>
-            <w:proofErr w:type="gramStart"/>
-            <w:r>
-              <w:rPr>
-                <w:rFonts w:ascii="Times New Roman" w:eastAsia="Times New Roman" w:hAnsi="Times New Roman" w:cs="Times New Roman"/>
-                <w:color w:val="000000"/>
-                <w:lang w:bidi="ar-SA"/>
-              </w:rPr>
-              <w:t>3 :</w:t>
-            </w:r>
-            <w:proofErr w:type="gramEnd"/>
-            <w:r>
-              <w:rPr>
-                <w:rFonts w:ascii="Times New Roman" w:eastAsia="Times New Roman" w:hAnsi="Times New Roman" w:cs="Times New Roman"/>
-                <w:color w:val="000000"/>
-                <w:lang w:bidi="ar-SA"/>
-              </w:rPr>
-              <w:t xml:space="preserve"> UI &amp; Dashboard</w:t>
+              <w:t>Sprint#3 : UI &amp; Dashboard</w:t>
             </w:r>
           </w:p>
         </w:tc>
@@ -24412,25 +24232,7 @@
                 <w:color w:val="000000"/>
                 <w:lang w:bidi="ar-SA"/>
               </w:rPr>
-              <w:t>Sprint#</w:t>
-            </w:r>
-            <w:proofErr w:type="gramStart"/>
-            <w:r>
-              <w:rPr>
-                <w:rFonts w:ascii="Times New Roman" w:eastAsia="Times New Roman" w:hAnsi="Times New Roman" w:cs="Times New Roman"/>
-                <w:color w:val="000000"/>
-                <w:lang w:bidi="ar-SA"/>
-              </w:rPr>
-              <w:t>3 :</w:t>
-            </w:r>
-            <w:proofErr w:type="gramEnd"/>
-            <w:r>
-              <w:rPr>
-                <w:rFonts w:ascii="Times New Roman" w:eastAsia="Times New Roman" w:hAnsi="Times New Roman" w:cs="Times New Roman"/>
-                <w:color w:val="000000"/>
-                <w:lang w:bidi="ar-SA"/>
-              </w:rPr>
-              <w:t xml:space="preserve"> UI &amp; Dashboard</w:t>
+              <w:t>Sprint#3 : UI &amp; Dashboard</w:t>
             </w:r>
           </w:p>
         </w:tc>
@@ -24708,25 +24510,7 @@
                 <w:color w:val="000000"/>
                 <w:lang w:bidi="ar-SA"/>
               </w:rPr>
-              <w:t>Sprint#</w:t>
-            </w:r>
-            <w:proofErr w:type="gramStart"/>
-            <w:r>
-              <w:rPr>
-                <w:rFonts w:ascii="Times New Roman" w:eastAsia="Times New Roman" w:hAnsi="Times New Roman" w:cs="Times New Roman"/>
-                <w:color w:val="000000"/>
-                <w:lang w:bidi="ar-SA"/>
-              </w:rPr>
-              <w:t>3 :</w:t>
-            </w:r>
-            <w:proofErr w:type="gramEnd"/>
-            <w:r>
-              <w:rPr>
-                <w:rFonts w:ascii="Times New Roman" w:eastAsia="Times New Roman" w:hAnsi="Times New Roman" w:cs="Times New Roman"/>
-                <w:color w:val="000000"/>
-                <w:lang w:bidi="ar-SA"/>
-              </w:rPr>
-              <w:t xml:space="preserve"> UI &amp; Dashboard</w:t>
+              <w:t>Sprint#3 : UI &amp; Dashboard</w:t>
             </w:r>
           </w:p>
         </w:tc>
@@ -24996,25 +24780,7 @@
                 <w:color w:val="000000"/>
                 <w:lang w:bidi="ar-SA"/>
               </w:rPr>
-              <w:t>Sprint#</w:t>
-            </w:r>
-            <w:proofErr w:type="gramStart"/>
-            <w:r>
-              <w:rPr>
-                <w:rFonts w:ascii="Times New Roman" w:eastAsia="Times New Roman" w:hAnsi="Times New Roman" w:cs="Times New Roman"/>
-                <w:color w:val="000000"/>
-                <w:lang w:bidi="ar-SA"/>
-              </w:rPr>
-              <w:t>4 :</w:t>
-            </w:r>
-            <w:proofErr w:type="gramEnd"/>
-            <w:r>
-              <w:rPr>
-                <w:rFonts w:ascii="Times New Roman" w:eastAsia="Times New Roman" w:hAnsi="Times New Roman" w:cs="Times New Roman"/>
-                <w:color w:val="000000"/>
-                <w:lang w:bidi="ar-SA"/>
-              </w:rPr>
-              <w:t xml:space="preserve"> Search &amp; Redemption</w:t>
+              <w:t>Sprint#4 : Search &amp; Redemption</w:t>
             </w:r>
           </w:p>
         </w:tc>
@@ -25276,25 +25042,7 @@
                 <w:color w:val="000000"/>
                 <w:lang w:bidi="ar-SA"/>
               </w:rPr>
-              <w:t>Sprint#</w:t>
-            </w:r>
-            <w:proofErr w:type="gramStart"/>
-            <w:r>
-              <w:rPr>
-                <w:rFonts w:ascii="Times New Roman" w:eastAsia="Times New Roman" w:hAnsi="Times New Roman" w:cs="Times New Roman"/>
-                <w:color w:val="000000"/>
-                <w:lang w:bidi="ar-SA"/>
-              </w:rPr>
-              <w:t>4 :</w:t>
-            </w:r>
-            <w:proofErr w:type="gramEnd"/>
-            <w:r>
-              <w:rPr>
-                <w:rFonts w:ascii="Times New Roman" w:eastAsia="Times New Roman" w:hAnsi="Times New Roman" w:cs="Times New Roman"/>
-                <w:color w:val="000000"/>
-                <w:lang w:bidi="ar-SA"/>
-              </w:rPr>
-              <w:t xml:space="preserve"> Search &amp; Redemption</w:t>
+              <w:t>Sprint#4 : Search &amp; Redemption</w:t>
             </w:r>
           </w:p>
         </w:tc>
@@ -25556,25 +25304,7 @@
                 <w:color w:val="000000"/>
                 <w:lang w:bidi="ar-SA"/>
               </w:rPr>
-              <w:t>Sprint#</w:t>
-            </w:r>
-            <w:proofErr w:type="gramStart"/>
-            <w:r>
-              <w:rPr>
-                <w:rFonts w:ascii="Times New Roman" w:eastAsia="Times New Roman" w:hAnsi="Times New Roman" w:cs="Times New Roman"/>
-                <w:color w:val="000000"/>
-                <w:lang w:bidi="ar-SA"/>
-              </w:rPr>
-              <w:t>4 :</w:t>
-            </w:r>
-            <w:proofErr w:type="gramEnd"/>
-            <w:r>
-              <w:rPr>
-                <w:rFonts w:ascii="Times New Roman" w:eastAsia="Times New Roman" w:hAnsi="Times New Roman" w:cs="Times New Roman"/>
-                <w:color w:val="000000"/>
-                <w:lang w:bidi="ar-SA"/>
-              </w:rPr>
-              <w:t xml:space="preserve"> Search &amp; Redemption</w:t>
+              <w:t>Sprint#4 : Search &amp; Redemption</w:t>
             </w:r>
           </w:p>
         </w:tc>
@@ -25836,25 +25566,7 @@
                 <w:color w:val="000000"/>
                 <w:lang w:bidi="ar-SA"/>
               </w:rPr>
-              <w:t>Sprint#</w:t>
-            </w:r>
-            <w:proofErr w:type="gramStart"/>
-            <w:r>
-              <w:rPr>
-                <w:rFonts w:ascii="Times New Roman" w:eastAsia="Times New Roman" w:hAnsi="Times New Roman" w:cs="Times New Roman"/>
-                <w:color w:val="000000"/>
-                <w:lang w:bidi="ar-SA"/>
-              </w:rPr>
-              <w:t>4 :</w:t>
-            </w:r>
-            <w:proofErr w:type="gramEnd"/>
-            <w:r>
-              <w:rPr>
-                <w:rFonts w:ascii="Times New Roman" w:eastAsia="Times New Roman" w:hAnsi="Times New Roman" w:cs="Times New Roman"/>
-                <w:color w:val="000000"/>
-                <w:lang w:bidi="ar-SA"/>
-              </w:rPr>
-              <w:t xml:space="preserve"> Search &amp; Redemption</w:t>
+              <w:t>Sprint#4 : Search &amp; Redemption</w:t>
             </w:r>
           </w:p>
         </w:tc>
@@ -26124,25 +25836,7 @@
                 <w:color w:val="000000"/>
                 <w:lang w:bidi="ar-SA"/>
               </w:rPr>
-              <w:t>Sprint#</w:t>
-            </w:r>
-            <w:proofErr w:type="gramStart"/>
-            <w:r>
-              <w:rPr>
-                <w:rFonts w:ascii="Times New Roman" w:eastAsia="Times New Roman" w:hAnsi="Times New Roman" w:cs="Times New Roman"/>
-                <w:color w:val="000000"/>
-                <w:lang w:bidi="ar-SA"/>
-              </w:rPr>
-              <w:t>5 :</w:t>
-            </w:r>
-            <w:proofErr w:type="gramEnd"/>
-            <w:r>
-              <w:rPr>
-                <w:rFonts w:ascii="Times New Roman" w:eastAsia="Times New Roman" w:hAnsi="Times New Roman" w:cs="Times New Roman"/>
-                <w:color w:val="000000"/>
-                <w:lang w:bidi="ar-SA"/>
-              </w:rPr>
-              <w:t xml:space="preserve"> Subscription &amp; Final Touches</w:t>
+              <w:t>Sprint#5 : Subscription &amp; Final Touches</w:t>
             </w:r>
           </w:p>
         </w:tc>
@@ -26168,23 +25862,13 @@
                 <w:lang w:bidi="ar-SA"/>
               </w:rPr>
             </w:pPr>
-            <w:proofErr w:type="spellStart"/>
-            <w:r>
-              <w:rPr>
-                <w:rFonts w:ascii="Times New Roman" w:eastAsia="Times New Roman" w:hAnsi="Times New Roman" w:cs="Times New Roman"/>
-                <w:color w:val="000000"/>
-                <w:lang w:bidi="ar-SA"/>
-              </w:rPr>
-              <w:t>Razorpay</w:t>
-            </w:r>
-            <w:proofErr w:type="spellEnd"/>
-            <w:r>
-              <w:rPr>
-                <w:rFonts w:ascii="Times New Roman" w:eastAsia="Times New Roman" w:hAnsi="Times New Roman" w:cs="Times New Roman"/>
-                <w:color w:val="000000"/>
-                <w:lang w:bidi="ar-SA"/>
-              </w:rPr>
-              <w:t xml:space="preserve"> Integration</w:t>
+            <w:r>
+              <w:rPr>
+                <w:rFonts w:ascii="Times New Roman" w:eastAsia="Times New Roman" w:hAnsi="Times New Roman" w:cs="Times New Roman"/>
+                <w:color w:val="000000"/>
+                <w:lang w:bidi="ar-SA"/>
+              </w:rPr>
+              <w:t>Razorpay Integration</w:t>
             </w:r>
           </w:p>
         </w:tc>
@@ -26414,25 +26098,7 @@
                 <w:color w:val="000000"/>
                 <w:lang w:bidi="ar-SA"/>
               </w:rPr>
-              <w:t>Sprint#</w:t>
-            </w:r>
-            <w:proofErr w:type="gramStart"/>
-            <w:r>
-              <w:rPr>
-                <w:rFonts w:ascii="Times New Roman" w:eastAsia="Times New Roman" w:hAnsi="Times New Roman" w:cs="Times New Roman"/>
-                <w:color w:val="000000"/>
-                <w:lang w:bidi="ar-SA"/>
-              </w:rPr>
-              <w:t>5 :</w:t>
-            </w:r>
-            <w:proofErr w:type="gramEnd"/>
-            <w:r>
-              <w:rPr>
-                <w:rFonts w:ascii="Times New Roman" w:eastAsia="Times New Roman" w:hAnsi="Times New Roman" w:cs="Times New Roman"/>
-                <w:color w:val="000000"/>
-                <w:lang w:bidi="ar-SA"/>
-              </w:rPr>
-              <w:t xml:space="preserve"> Subscription &amp; Final Touches</w:t>
+              <w:t>Sprint#5 : Subscription &amp; Final Touches</w:t>
             </w:r>
           </w:p>
         </w:tc>
@@ -26710,25 +26376,7 @@
                 <w:color w:val="000000"/>
                 <w:lang w:bidi="ar-SA"/>
               </w:rPr>
-              <w:t>Sprint#</w:t>
-            </w:r>
-            <w:proofErr w:type="gramStart"/>
-            <w:r>
-              <w:rPr>
-                <w:rFonts w:ascii="Times New Roman" w:eastAsia="Times New Roman" w:hAnsi="Times New Roman" w:cs="Times New Roman"/>
-                <w:color w:val="000000"/>
-                <w:lang w:bidi="ar-SA"/>
-              </w:rPr>
-              <w:t>5 :</w:t>
-            </w:r>
-            <w:proofErr w:type="gramEnd"/>
-            <w:r>
-              <w:rPr>
-                <w:rFonts w:ascii="Times New Roman" w:eastAsia="Times New Roman" w:hAnsi="Times New Roman" w:cs="Times New Roman"/>
-                <w:color w:val="000000"/>
-                <w:lang w:bidi="ar-SA"/>
-              </w:rPr>
-              <w:t xml:space="preserve"> Subscription &amp; Final Touches</w:t>
+              <w:t>Sprint#5 : Subscription &amp; Final Touches</w:t>
             </w:r>
           </w:p>
         </w:tc>
@@ -27016,25 +26664,7 @@
                 <w:color w:val="000000"/>
                 <w:lang w:bidi="ar-SA"/>
               </w:rPr>
-              <w:t>Sprint#</w:t>
-            </w:r>
-            <w:proofErr w:type="gramStart"/>
-            <w:r>
-              <w:rPr>
-                <w:rFonts w:ascii="Times New Roman" w:eastAsia="Times New Roman" w:hAnsi="Times New Roman" w:cs="Times New Roman"/>
-                <w:color w:val="000000"/>
-                <w:lang w:bidi="ar-SA"/>
-              </w:rPr>
-              <w:t>5 :</w:t>
-            </w:r>
-            <w:proofErr w:type="gramEnd"/>
-            <w:r>
-              <w:rPr>
-                <w:rFonts w:ascii="Times New Roman" w:eastAsia="Times New Roman" w:hAnsi="Times New Roman" w:cs="Times New Roman"/>
-                <w:color w:val="000000"/>
-                <w:lang w:bidi="ar-SA"/>
-              </w:rPr>
-              <w:t xml:space="preserve"> Subscription &amp; Final Touches</w:t>
+              <w:t>Sprint#5 : Subscription &amp; Final Touches</w:t>
             </w:r>
           </w:p>
         </w:tc>
@@ -27320,25 +26950,7 @@
                 <w:color w:val="000000"/>
                 <w:lang w:bidi="ar-SA"/>
               </w:rPr>
-              <w:t>Sprint#</w:t>
-            </w:r>
-            <w:proofErr w:type="gramStart"/>
-            <w:r>
-              <w:rPr>
-                <w:rFonts w:ascii="Times New Roman" w:eastAsia="Times New Roman" w:hAnsi="Times New Roman" w:cs="Times New Roman"/>
-                <w:color w:val="000000"/>
-                <w:lang w:bidi="ar-SA"/>
-              </w:rPr>
-              <w:t>5 :</w:t>
-            </w:r>
-            <w:proofErr w:type="gramEnd"/>
-            <w:r>
-              <w:rPr>
-                <w:rFonts w:ascii="Times New Roman" w:eastAsia="Times New Roman" w:hAnsi="Times New Roman" w:cs="Times New Roman"/>
-                <w:color w:val="000000"/>
-                <w:lang w:bidi="ar-SA"/>
-              </w:rPr>
-              <w:t xml:space="preserve"> Subscription &amp; Final Touches</w:t>
+              <w:t>Sprint#5 : Subscription &amp; Final Touches</w:t>
             </w:r>
           </w:p>
         </w:tc>
@@ -27569,6 +27181,13 @@
         </w:tc>
       </w:tr>
     </w:tbl>
+    <w:p>
+      <w:pPr>
+        <w:rPr>
+          <w:rFonts w:ascii="Times New Roman" w:hAnsi="Times New Roman" w:cs="Times New Roman"/>
+        </w:rPr>
+      </w:pPr>
+    </w:p>
     <w:p>
       <w:pPr>
         <w:rPr>
@@ -27594,6 +27213,7 @@
           <w:rFonts w:ascii="Times New Roman" w:eastAsia="Times New Roman" w:hAnsi="Times New Roman" w:cs="Times New Roman"/>
           <w:color w:val="000000" w:themeColor="text1"/>
         </w:rPr>
+        <w:lastRenderedPageBreak/>
         <w:t>Agile User Story</w:t>
       </w:r>
       <w:bookmarkEnd w:id="27"/>
@@ -27795,7 +27415,6 @@
                 <w:color w:val="000000"/>
                 <w:lang w:bidi="ar-SA"/>
               </w:rPr>
-              <w:lastRenderedPageBreak/>
               <w:t>1</w:t>
             </w:r>
           </w:p>
@@ -29286,25 +28905,7 @@
                 <w:color w:val="000000"/>
                 <w:lang w:bidi="ar-SA"/>
               </w:rPr>
-              <w:t>Sprint#</w:t>
-            </w:r>
-            <w:proofErr w:type="gramStart"/>
-            <w:r>
-              <w:rPr>
-                <w:rFonts w:ascii="Times New Roman" w:eastAsia="Times New Roman" w:hAnsi="Times New Roman" w:cs="Times New Roman"/>
-                <w:color w:val="000000"/>
-                <w:lang w:bidi="ar-SA"/>
-              </w:rPr>
-              <w:t>2:Login</w:t>
-            </w:r>
-            <w:proofErr w:type="gramEnd"/>
-            <w:r>
-              <w:rPr>
-                <w:rFonts w:ascii="Times New Roman" w:eastAsia="Times New Roman" w:hAnsi="Times New Roman" w:cs="Times New Roman"/>
-                <w:color w:val="000000"/>
-                <w:lang w:bidi="ar-SA"/>
-              </w:rPr>
-              <w:t xml:space="preserve"> (Admin)</w:t>
+              <w:t>Sprint#2:Login (Admin)</w:t>
             </w:r>
           </w:p>
         </w:tc>
@@ -29681,7 +29282,15 @@
                 <w:color w:val="000000"/>
                 <w:lang w:bidi="ar-SA"/>
               </w:rPr>
-              <w:t>15-01-2025</w:t>
+              <w:t>15-01-</w:t>
+            </w:r>
+            <w:r>
+              <w:rPr>
+                <w:rFonts w:ascii="Times New Roman" w:eastAsia="Times New Roman" w:hAnsi="Times New Roman" w:cs="Times New Roman"/>
+                <w:color w:val="000000"/>
+                <w:lang w:bidi="ar-SA"/>
+              </w:rPr>
+              <w:t>2026</w:t>
             </w:r>
           </w:p>
         </w:tc>
@@ -29945,7 +29554,15 @@
                 <w:color w:val="000000"/>
                 <w:lang w:bidi="ar-SA"/>
               </w:rPr>
-              <w:t>16-01-2025</w:t>
+              <w:t>16-01-</w:t>
+            </w:r>
+            <w:r>
+              <w:rPr>
+                <w:rFonts w:ascii="Times New Roman" w:eastAsia="Times New Roman" w:hAnsi="Times New Roman" w:cs="Times New Roman"/>
+                <w:color w:val="000000"/>
+                <w:lang w:bidi="ar-SA"/>
+              </w:rPr>
+              <w:t>2026</w:t>
             </w:r>
           </w:p>
         </w:tc>
@@ -30209,7 +29826,15 @@
                 <w:color w:val="000000"/>
                 <w:lang w:bidi="ar-SA"/>
               </w:rPr>
-              <w:t>18-01-2025</w:t>
+              <w:t>18-01-</w:t>
+            </w:r>
+            <w:r>
+              <w:rPr>
+                <w:rFonts w:ascii="Times New Roman" w:eastAsia="Times New Roman" w:hAnsi="Times New Roman" w:cs="Times New Roman"/>
+                <w:color w:val="000000"/>
+                <w:lang w:bidi="ar-SA"/>
+              </w:rPr>
+              <w:t>2026</w:t>
             </w:r>
           </w:p>
         </w:tc>
@@ -30473,7 +30098,15 @@
                 <w:color w:val="000000"/>
                 <w:lang w:bidi="ar-SA"/>
               </w:rPr>
-              <w:t>19-01-2025</w:t>
+              <w:t>19-01-</w:t>
+            </w:r>
+            <w:r>
+              <w:rPr>
+                <w:rFonts w:ascii="Times New Roman" w:eastAsia="Times New Roman" w:hAnsi="Times New Roman" w:cs="Times New Roman"/>
+                <w:color w:val="000000"/>
+                <w:lang w:bidi="ar-SA"/>
+              </w:rPr>
+              <w:t>2026</w:t>
             </w:r>
           </w:p>
         </w:tc>
@@ -30737,7 +30370,15 @@
                 <w:color w:val="000000"/>
                 <w:lang w:bidi="ar-SA"/>
               </w:rPr>
-              <w:t>20-01-2025</w:t>
+              <w:t>20-01-</w:t>
+            </w:r>
+            <w:r>
+              <w:rPr>
+                <w:rFonts w:ascii="Times New Roman" w:eastAsia="Times New Roman" w:hAnsi="Times New Roman" w:cs="Times New Roman"/>
+                <w:color w:val="000000"/>
+                <w:lang w:bidi="ar-SA"/>
+              </w:rPr>
+              <w:t>2026</w:t>
             </w:r>
           </w:p>
         </w:tc>
@@ -31775,6 +31416,7 @@
                 <w:color w:val="000000"/>
                 <w:lang w:bidi="ar-SA"/>
               </w:rPr>
+              <w:lastRenderedPageBreak/>
               <w:t>- Implement Auth (JWT, Roles)</w:t>
             </w:r>
           </w:p>
@@ -32159,7 +31801,6 @@
                 <w:color w:val="000000"/>
                 <w:lang w:bidi="ar-SA"/>
               </w:rPr>
-              <w:lastRenderedPageBreak/>
               <w:t>- User &amp; Restaurant Owner Module</w:t>
             </w:r>
           </w:p>
@@ -34656,25 +34297,7 @@
                 <w:color w:val="000000"/>
                 <w:lang w:bidi="ar-SA"/>
               </w:rPr>
-              <w:t xml:space="preserve">- </w:t>
-            </w:r>
-            <w:proofErr w:type="spellStart"/>
-            <w:r>
-              <w:rPr>
-                <w:rFonts w:ascii="Times New Roman" w:eastAsia="Times New Roman" w:hAnsi="Times New Roman" w:cs="Times New Roman"/>
-                <w:color w:val="000000"/>
-                <w:lang w:bidi="ar-SA"/>
-              </w:rPr>
-              <w:t>Razorpay</w:t>
-            </w:r>
-            <w:proofErr w:type="spellEnd"/>
-            <w:r>
-              <w:rPr>
-                <w:rFonts w:ascii="Times New Roman" w:eastAsia="Times New Roman" w:hAnsi="Times New Roman" w:cs="Times New Roman"/>
-                <w:color w:val="000000"/>
-                <w:lang w:bidi="ar-SA"/>
-              </w:rPr>
-              <w:t xml:space="preserve"> Integration (Frontend)</w:t>
+              <w:t>- Razorpay Integration (Frontend)</w:t>
             </w:r>
           </w:p>
         </w:tc>
@@ -35058,6 +34681,7 @@
                 <w:color w:val="000000"/>
                 <w:lang w:bidi="ar-SA"/>
               </w:rPr>
+              <w:lastRenderedPageBreak/>
               <w:t>- Restrict Offer Claims</w:t>
             </w:r>
           </w:p>
@@ -39340,14 +38964,12 @@
           <w:rFonts w:ascii="Times New Roman" w:hAnsi="Times New Roman" w:cs="Times New Roman"/>
         </w:rPr>
       </w:pPr>
-      <w:proofErr w:type="spellStart"/>
       <w:r>
         <w:rPr>
           <w:rFonts w:ascii="Times New Roman" w:hAnsi="Times New Roman" w:cs="Times New Roman"/>
         </w:rPr>
         <w:t>Razorpay</w:t>
       </w:r>
-      <w:proofErr w:type="spellEnd"/>
       <w:r>
         <w:rPr>
           <w:rStyle w:val="Strong"/>
@@ -39748,7 +39370,7 @@
         <v:path o:extrusionok="f" gradientshapeok="t" o:connecttype="rect"/>
         <o:lock v:ext="edit" aspectratio="t"/>
       </v:shapetype>
-      <v:shape id="Picture 2" o:spid="_x0000_i1025" type="#_x0000_t75" style="width:11.4pt;height:11.4pt;visibility:visible;mso-wrap-style:square" o:bullet="t">
+      <v:shape id="Picture 2" o:spid="_x0000_i1025" type="#_x0000_t75" style="width:11.5pt;height:11.5pt;visibility:visible;mso-wrap-style:square" o:bullet="t">
         <v:imagedata r:id="rId1" o:title="msoE07C"/>
       </v:shape>
     </w:pict>
